--- a/public/hr_modeles/accuse_template.docx
+++ b/public/hr_modeles/accuse_template.docx
@@ -29,7 +29,7 @@
           <w:sz w:val="26"/>
           <w:lang w:val="fr-MA"/>
         </w:rPr>
-        <w:t>Fait à Rabat, le 10 /2/ 2026</w:t>
+        <w:t xml:space="preserve">Rabat, le {DATE_REDACTION}</w:t>
       </w:r>
     </w:p>
     <w:p>
@@ -135,7 +135,6 @@
       <w:r>
         <w:rPr>
           <w:rFonts w:ascii="Comic Sans MS" w:hAnsi="Comic Sans MS"/>
-          <w:highlight w:val="yellow"/>
         </w:rPr>
         <w:t>{NOM}</w:t>
       </w:r>
